--- a/manuscript/Pragraph-methods-results.docx
+++ b/manuscript/Pragraph-methods-results.docx
@@ -3,6 +3,11 @@
 <w:document xmlns:wpc="http://schemas.microsoft.com/office/word/2010/wordprocessingCanvas" xmlns:cx="http://schemas.microsoft.com/office/drawing/2014/chartex" xmlns:cx1="http://schemas.microsoft.com/office/drawing/2015/9/8/chartex" xmlns:cx2="http://schemas.microsoft.com/office/drawing/2015/10/21/chartex" xmlns:cx3="http://schemas.microsoft.com/office/drawing/2016/5/9/chartex" xmlns:cx4="http://schemas.microsoft.com/office/drawing/2016/5/10/chartex" xmlns:cx5="http://schemas.microsoft.com/office/drawing/2016/5/11/chartex" xmlns:cx6="http://schemas.microsoft.com/office/drawing/2016/5/12/chartex" xmlns:cx7="http://schemas.microsoft.com/office/drawing/2016/5/13/chartex" xmlns:cx8="http://schemas.microsoft.com/office/drawing/2016/5/14/chartex" xmlns:mc="http://schemas.openxmlformats.org/markup-compatibility/2006" xmlns:aink="http://schemas.microsoft.com/office/drawing/2016/ink" xmlns:am3d="http://schemas.microsoft.com/office/drawing/2017/model3d" xmlns:o="urn:schemas-microsoft-com:office:office" xmlns:oel="http://schemas.microsoft.com/office/2019/extlst" xmlns:r="http://schemas.openxmlformats.org/officeDocument/2006/relationships" xmlns:m="http://schemas.openxmlformats.org/officeDocument/2006/math" xmlns:v="urn:schemas-microsoft-com:vml" xmlns:wp14="http://schemas.microsoft.com/office/word/2010/wordprocessingDrawing" xmlns:wp="http://schemas.openxmlformats.org/drawingml/2006/wordprocessingDrawing" xmlns:w10="urn:schemas-microsoft-com:office:word" xmlns:w="http://schemas.openxmlformats.org/wordprocessingml/2006/main" xmlns:w14="http://schemas.microsoft.com/office/word/2010/wordml" xmlns:w15="http://schemas.microsoft.com/office/word/2012/wordml" xmlns:w16cex="http://schemas.microsoft.com/office/word/2018/wordml/cex" xmlns:w16cid="http://schemas.microsoft.com/office/word/2016/wordml/cid" xmlns:w16="http://schemas.microsoft.com/office/word/2018/wordml" xmlns:w16du="http://schemas.microsoft.com/office/word/2023/wordml/word16du" xmlns:w16sdtdh="http://schemas.microsoft.com/office/word/2020/wordml/sdtdatahash" xmlns:w16sdtfl="http://schemas.microsoft.com/office/word/2024/wordml/sdtformatlock" xmlns:w16se="http://schemas.microsoft.com/office/word/2015/wordml/symex" xmlns:wpg="http://schemas.microsoft.com/office/word/2010/wordprocessingGroup" xmlns:wpi="http://schemas.microsoft.com/office/word/2010/wordprocessingInk" xmlns:wne="http://schemas.microsoft.com/office/word/2006/wordml" xmlns:wps="http://schemas.microsoft.com/office/word/2010/wordprocessingShape" mc:Ignorable="w14 w15 w16se w16cid w16 w16cex w16sdtdh w16sdtfl w16du wp14">
   <w:body>
     <w:p>
+      <w:pPr>
+        <w:rPr>
+          <w:lang w:eastAsia="zh-CN"/>
+        </w:rPr>
+      </w:pPr>
       <w:r>
         <w:rPr>
           <w:b/>
@@ -25,14 +30,31 @@
         <w:t xml:space="preserve"> </w:t>
       </w:r>
       <w:r>
-        <w:t>This retrospective study included 49 patients who underwent xxx surgery between 2021-09-10 and 2024-07-01, with 41 patients treated in a hospital outpatient department (HOPD) and 8 in an ambulatory surgery center (ASC). We evaluated the cost-effectiveness of HOPD versus ASC using two complementary approaches. First, we fit multivariable linear regression models for change in quality-adjusted life year (ΔQALY) and total costs, adjusting for age, sex, BMI, smoking status, comorbidity (CCI score), and hospital length of stay. Incremental differences in QALYs and costs between settings were estimated using the marginal means (EMMs) framework with t-tests for significance testing, and incremental cost-effectiveness ratios (ICERs) were derived. Uncertainty was quantified via nonparametric bootstrapping (2,000 replicates), and cost-effectiveness acceptability curves (CEACs) were generated based on the net monetary benefit (NMB) framework. Second, we examined the ratio of QALY gain per unit cost (ΔQALY/Cost). Comparisons between HOPD and ASC were performed using a Wilcoxon rank-sum test, followed by an ordinary least squares (OLS) regression model adjusting for the same covariates to estimate adjusted differences.</w:t>
+        <w:t xml:space="preserve">This retrospective study included 49 patients who underwent xxx surgery between 2021-09-10 and 2024-07-01, with 41 patients treated in a hospital outpatient department (HOPD) and 8 in an ambulatory surgery center (ASC). </w:t>
+      </w:r>
+      <w:r>
+        <w:rPr>
+          <w:lang w:eastAsia="zh-CN"/>
+        </w:rPr>
+        <w:t>We adjusted for age, sex, body mass index (BMI), smoking status, Charlson Comorbidity Index (CCI) score, and hospital length of stay. For descriptive statistics, we reported mean (SD) for continuous variables and counts (%) for categorical variables. Between-group differences (ASC vs HOPD) in baseline characteristics were assessed using Welch’s two-sample t test for continuous variables and Pearson’s chi-square test for categorical variables.</w:t>
+      </w:r>
+      <w:r>
+        <w:rPr>
+          <w:rFonts w:hint="eastAsia"/>
+          <w:lang w:eastAsia="zh-CN"/>
+        </w:rPr>
+        <w:t xml:space="preserve"> </w:t>
+      </w:r>
+    </w:p>
+    <w:p>
+      <w:r>
+        <w:t>We evaluated the cost-effectiveness of HOPD versus ASC using two complementary approaches. First, we fit multivariable linear regression models for change in quality-adjusted life year (ΔQALY) and total costs, adjusting for age, sex, BMI, smoking status, comorbidity (CCI score), and hospital length of stay. Incremental differences in QALYs and costs between settings were estimated using the marginal means (EMMs) framework with t-tests for significance testing, and incremental cost-effectiveness ratios (ICERs) were derived. Uncertainty was quantified via nonparametric bootstrapping (2,000 replicates), and cost-effectiveness acceptability curves (CEACs) were generated based on the net monetary benefit (NMB) framework. Second, we examined the ratio of QALY gain per unit cost (ΔQALY/Cost). Comparisons between HOPD and ASC were performed using a Wilcoxon rank-sum test, followed by an ordinary least squares (OLS) regression model adjusting for the same covariates to estimate adjusted differences.</w:t>
       </w:r>
     </w:p>
     <w:p>
       <w:pPr>
         <w:rPr>
-          <w:b/>
-          <w:bCs/>
+          <w:lang w:eastAsia="zh-CN"/>
         </w:rPr>
       </w:pPr>
       <w:r>
@@ -50,7 +72,47 @@
         <w:t xml:space="preserve"> </w:t>
       </w:r>
       <w:r>
-        <w:t xml:space="preserve">Among the 49 patients, the adjusted incremental QALY gain for HOPD compared with ASC was small and not statistically significant (ΔQALY = 0.036; 95% CI: –0.029 to 0.101), while costs were higher but also imprecisely estimated (ΔCost = $1,439; 95% CI: –$2,938 to $5,817). The resulting ICER was $40,456 per QALY gained, with wide bootstrapped intervals (–$136,215 to $672,066). Combining the ICER with the CEAC analysis, a willingness-to-pay threshold of $40,000–$45,000 per QALY appeared to be a cutoff range at which HOPD and ASC were equally preferred. At a willingness-to-pay threshold of $100,000/QALY, the net monetary benefit favored HOPD (NMB = $2,118; 95% CI: –$5,541 to $9,777), with a 68% probability of cost-effectiveness; this probability increased to </w:t>
+        <w:t xml:space="preserve">Table 1 summarizes baseline characteristics by setting. Relative to ASC, patients treated in HOPD were </w:t>
+      </w:r>
+      <w:r>
+        <w:rPr>
+          <w:rFonts w:hint="eastAsia"/>
+          <w:lang w:eastAsia="zh-CN"/>
+        </w:rPr>
+        <w:t xml:space="preserve">significantly </w:t>
+      </w:r>
+      <w:r>
+        <w:t xml:space="preserve">older, had higher BMI, a higher prevalence of smoking, and higher CCI scores </w:t>
+      </w:r>
+      <w:r>
+        <w:rPr>
+          <w:rFonts w:hint="eastAsia"/>
+          <w:lang w:eastAsia="zh-CN"/>
+        </w:rPr>
+        <w:t xml:space="preserve">with significance level 0.05 </w:t>
+      </w:r>
+      <w:r>
+        <w:t>(Table 1), supporting covariate adjustment in subsequent analyses.</w:t>
+      </w:r>
+    </w:p>
+    <w:p>
+      <w:r>
+        <w:rPr>
+          <w:rFonts w:hint="eastAsia"/>
+          <w:lang w:eastAsia="zh-CN"/>
+        </w:rPr>
+        <w:t>A</w:t>
+      </w:r>
+      <w:r>
+        <w:t>mong the 49 patients, the adjusted incremental QALY gain for HOPD compared with ASC was small and not statistically significant (ΔQALY = 0.036; 95% CI: –0.029 to 0.101), while costs were higher but also imprecisely estimated (</w:t>
+      </w:r>
+      <w:proofErr w:type="spellStart"/>
+      <w:r>
+        <w:t>ΔCost</w:t>
+      </w:r>
+      <w:proofErr w:type="spellEnd"/>
+      <w:r>
+        <w:t xml:space="preserve"> = $1,439; 95% CI: –$2,938 to $5,817). The resulting ICER was $40,456 per QALY gained, with wide bootstrapped intervals (–$136,215 to $672,066). Combining the ICER with the CEAC analysis, a willingness-to-pay threshold of $40,000–$45,000 per QALY appeared to be a cutoff range at which HOPD and ASC were equally preferred. At a willingness-to-pay threshold of $100,000/QALY, the net monetary benefit favored HOPD (NMB = $2,118; 95% CI: –$5,541 to $9,777), with a 68% probability of cost-effectiveness; this probability increased to </w:t>
       </w:r>
       <w:r>
         <w:t xml:space="preserve">around </w:t>
@@ -64,6 +126,1990 @@
       <w:r>
         <w:t>, although both analyses suggested that HOPD settings were associated with higher costs and greater QALY gains, with a higher efficiency measured by QALY gain per unit cost, there was insufficient evidence to demonstrate that these differences were statistically significant.</w:t>
       </w:r>
+    </w:p>
+    <w:p/>
+    <w:p>
+      <w:pPr>
+        <w:rPr>
+          <w:rFonts w:hint="eastAsia"/>
+          <w:lang w:eastAsia="zh-CN"/>
+        </w:rPr>
+      </w:pPr>
+      <w:r>
+        <w:rPr>
+          <w:lang w:eastAsia="zh-CN"/>
+        </w:rPr>
+        <w:t>Table 1. Baseline patient characteristics by treatment setting (HOPD vs ASC).</w:t>
+      </w:r>
+    </w:p>
+    <w:tbl>
+      <w:tblPr>
+        <w:tblStyle w:val="TableGrid"/>
+        <w:tblW w:w="0" w:type="auto"/>
+        <w:tblLook w:val="04A0" w:firstRow="1" w:lastRow="0" w:firstColumn="1" w:lastColumn="0" w:noHBand="0" w:noVBand="1"/>
+      </w:tblPr>
+      <w:tblGrid>
+        <w:gridCol w:w="2026"/>
+        <w:gridCol w:w="1881"/>
+        <w:gridCol w:w="2044"/>
+        <w:gridCol w:w="2266"/>
+        <w:gridCol w:w="1133"/>
+      </w:tblGrid>
+      <w:tr>
+        <w:tc>
+          <w:tcPr>
+            <w:tcW w:w="2026" w:type="dxa"/>
+          </w:tcPr>
+          <w:p>
+            <w:pPr>
+              <w:rPr>
+                <w:rFonts w:hint="eastAsia"/>
+                <w:lang w:eastAsia="zh-CN"/>
+              </w:rPr>
+            </w:pPr>
+            <w:r>
+              <w:rPr>
+                <w:rFonts w:hint="eastAsia"/>
+                <w:lang w:eastAsia="zh-CN"/>
+              </w:rPr>
+              <w:t>Characteristic</w:t>
+            </w:r>
+          </w:p>
+        </w:tc>
+        <w:tc>
+          <w:tcPr>
+            <w:tcW w:w="1881" w:type="dxa"/>
+          </w:tcPr>
+          <w:p>
+            <w:pPr>
+              <w:jc w:val="center"/>
+              <w:rPr>
+                <w:rFonts w:hint="eastAsia"/>
+                <w:lang w:eastAsia="zh-CN"/>
+              </w:rPr>
+            </w:pPr>
+            <w:r>
+              <w:rPr>
+                <w:rFonts w:hint="eastAsia"/>
+                <w:lang w:eastAsia="zh-CN"/>
+              </w:rPr>
+              <w:t>Overall (N = 49)</w:t>
+            </w:r>
+          </w:p>
+        </w:tc>
+        <w:tc>
+          <w:tcPr>
+            <w:tcW w:w="2044" w:type="dxa"/>
+          </w:tcPr>
+          <w:p>
+            <w:pPr>
+              <w:rPr>
+                <w:rFonts w:hint="eastAsia"/>
+                <w:lang w:eastAsia="zh-CN"/>
+              </w:rPr>
+            </w:pPr>
+            <w:r>
+              <w:rPr>
+                <w:rFonts w:hint="eastAsia"/>
+                <w:lang w:eastAsia="zh-CN"/>
+              </w:rPr>
+              <w:t>ASC (N = 8)</w:t>
+            </w:r>
+          </w:p>
+        </w:tc>
+        <w:tc>
+          <w:tcPr>
+            <w:tcW w:w="2266" w:type="dxa"/>
+          </w:tcPr>
+          <w:p>
+            <w:pPr>
+              <w:rPr>
+                <w:rFonts w:hint="eastAsia"/>
+                <w:lang w:eastAsia="zh-CN"/>
+              </w:rPr>
+            </w:pPr>
+            <w:r>
+              <w:rPr>
+                <w:rFonts w:hint="eastAsia"/>
+                <w:lang w:eastAsia="zh-CN"/>
+              </w:rPr>
+              <w:t>HOPD (N = 41)</w:t>
+            </w:r>
+          </w:p>
+        </w:tc>
+        <w:tc>
+          <w:tcPr>
+            <w:tcW w:w="1133" w:type="dxa"/>
+          </w:tcPr>
+          <w:p>
+            <w:r>
+              <w:t>P-value</w:t>
+            </w:r>
+          </w:p>
+        </w:tc>
+      </w:tr>
+      <w:tr>
+        <w:tc>
+          <w:tcPr>
+            <w:tcW w:w="2026" w:type="dxa"/>
+          </w:tcPr>
+          <w:p>
+            <w:pPr>
+              <w:rPr>
+                <w:lang w:eastAsia="zh-CN"/>
+              </w:rPr>
+            </w:pPr>
+            <w:r>
+              <w:rPr>
+                <w:rFonts w:hint="eastAsia"/>
+                <w:lang w:eastAsia="zh-CN"/>
+              </w:rPr>
+              <w:t>Age</w:t>
+            </w:r>
+          </w:p>
+        </w:tc>
+        <w:tc>
+          <w:tcPr>
+            <w:tcW w:w="1881" w:type="dxa"/>
+          </w:tcPr>
+          <w:p>
+            <w:pPr>
+              <w:rPr>
+                <w:rFonts w:hint="eastAsia"/>
+                <w:lang w:eastAsia="zh-CN"/>
+              </w:rPr>
+            </w:pPr>
+            <w:r>
+              <w:rPr>
+                <w:rFonts w:hint="eastAsia"/>
+                <w:lang w:eastAsia="zh-CN"/>
+              </w:rPr>
+              <w:t>55.30 (14.40)</w:t>
+            </w:r>
+          </w:p>
+        </w:tc>
+        <w:tc>
+          <w:tcPr>
+            <w:tcW w:w="2044" w:type="dxa"/>
+          </w:tcPr>
+          <w:p>
+            <w:pPr>
+              <w:rPr>
+                <w:lang w:eastAsia="zh-CN"/>
+              </w:rPr>
+            </w:pPr>
+            <w:r>
+              <w:rPr>
+                <w:rFonts w:hint="eastAsia"/>
+                <w:lang w:eastAsia="zh-CN"/>
+              </w:rPr>
+              <w:t>43.53 (9.28)</w:t>
+            </w:r>
+          </w:p>
+        </w:tc>
+        <w:tc>
+          <w:tcPr>
+            <w:tcW w:w="2266" w:type="dxa"/>
+          </w:tcPr>
+          <w:p>
+            <w:pPr>
+              <w:rPr>
+                <w:lang w:eastAsia="zh-CN"/>
+              </w:rPr>
+            </w:pPr>
+            <w:r>
+              <w:rPr>
+                <w:rFonts w:hint="eastAsia"/>
+                <w:lang w:eastAsia="zh-CN"/>
+              </w:rPr>
+              <w:t>57.60 (14.16)</w:t>
+            </w:r>
+          </w:p>
+        </w:tc>
+        <w:tc>
+          <w:tcPr>
+            <w:tcW w:w="1133" w:type="dxa"/>
+          </w:tcPr>
+          <w:p>
+            <w:pPr>
+              <w:rPr>
+                <w:rFonts w:hint="eastAsia"/>
+                <w:lang w:eastAsia="zh-CN"/>
+              </w:rPr>
+            </w:pPr>
+            <w:r>
+              <w:rPr>
+                <w:rFonts w:hint="eastAsia"/>
+                <w:lang w:eastAsia="zh-CN"/>
+              </w:rPr>
+              <w:t>0.003</w:t>
+            </w:r>
+          </w:p>
+        </w:tc>
+      </w:tr>
+      <w:tr>
+        <w:tc>
+          <w:tcPr>
+            <w:tcW w:w="2026" w:type="dxa"/>
+          </w:tcPr>
+          <w:p>
+            <w:pPr>
+              <w:rPr>
+                <w:rFonts w:hint="eastAsia"/>
+                <w:lang w:eastAsia="zh-CN"/>
+              </w:rPr>
+            </w:pPr>
+            <w:r>
+              <w:rPr>
+                <w:rFonts w:hint="eastAsia"/>
+                <w:lang w:eastAsia="zh-CN"/>
+              </w:rPr>
+              <w:t>Gender</w:t>
+            </w:r>
+          </w:p>
+        </w:tc>
+        <w:tc>
+          <w:tcPr>
+            <w:tcW w:w="1881" w:type="dxa"/>
+          </w:tcPr>
+          <w:p>
+            <w:pPr>
+              <w:rPr>
+                <w:rFonts w:hint="eastAsia"/>
+                <w:lang w:eastAsia="zh-CN"/>
+              </w:rPr>
+            </w:pPr>
+          </w:p>
+        </w:tc>
+        <w:tc>
+          <w:tcPr>
+            <w:tcW w:w="2044" w:type="dxa"/>
+          </w:tcPr>
+          <w:p>
+            <w:pPr>
+              <w:rPr>
+                <w:lang w:eastAsia="zh-CN"/>
+              </w:rPr>
+            </w:pPr>
+          </w:p>
+        </w:tc>
+        <w:tc>
+          <w:tcPr>
+            <w:tcW w:w="2266" w:type="dxa"/>
+          </w:tcPr>
+          <w:p>
+            <w:pPr>
+              <w:rPr>
+                <w:lang w:eastAsia="zh-CN"/>
+              </w:rPr>
+            </w:pPr>
+          </w:p>
+        </w:tc>
+        <w:tc>
+          <w:tcPr>
+            <w:tcW w:w="1133" w:type="dxa"/>
+          </w:tcPr>
+          <w:p>
+            <w:pPr>
+              <w:rPr>
+                <w:rFonts w:hint="eastAsia"/>
+                <w:lang w:eastAsia="zh-CN"/>
+              </w:rPr>
+            </w:pPr>
+            <w:r>
+              <w:rPr>
+                <w:rFonts w:hint="eastAsia"/>
+                <w:lang w:eastAsia="zh-CN"/>
+              </w:rPr>
+              <w:t>0.320</w:t>
+            </w:r>
+          </w:p>
+        </w:tc>
+      </w:tr>
+      <w:tr>
+        <w:tc>
+          <w:tcPr>
+            <w:tcW w:w="2026" w:type="dxa"/>
+          </w:tcPr>
+          <w:p>
+            <w:pPr>
+              <w:rPr>
+                <w:rFonts w:hint="eastAsia"/>
+                <w:lang w:eastAsia="zh-CN"/>
+              </w:rPr>
+            </w:pPr>
+            <w:r>
+              <w:rPr>
+                <w:rFonts w:hint="eastAsia"/>
+                <w:lang w:eastAsia="zh-CN"/>
+              </w:rPr>
+              <w:t xml:space="preserve">    Male</w:t>
+            </w:r>
+          </w:p>
+        </w:tc>
+        <w:tc>
+          <w:tcPr>
+            <w:tcW w:w="1881" w:type="dxa"/>
+          </w:tcPr>
+          <w:p>
+            <w:pPr>
+              <w:rPr>
+                <w:rFonts w:hint="eastAsia"/>
+                <w:lang w:eastAsia="zh-CN"/>
+              </w:rPr>
+            </w:pPr>
+            <w:r>
+              <w:rPr>
+                <w:rFonts w:hint="eastAsia"/>
+                <w:lang w:eastAsia="zh-CN"/>
+              </w:rPr>
+              <w:t>29 (59.18%)</w:t>
+            </w:r>
+          </w:p>
+        </w:tc>
+        <w:tc>
+          <w:tcPr>
+            <w:tcW w:w="2044" w:type="dxa"/>
+          </w:tcPr>
+          <w:p>
+            <w:pPr>
+              <w:rPr>
+                <w:rFonts w:hint="eastAsia"/>
+                <w:lang w:eastAsia="zh-CN"/>
+              </w:rPr>
+            </w:pPr>
+            <w:r>
+              <w:rPr>
+                <w:rFonts w:hint="eastAsia"/>
+                <w:lang w:eastAsia="zh-CN"/>
+              </w:rPr>
+              <w:t>6 (75.00%)</w:t>
+            </w:r>
+          </w:p>
+        </w:tc>
+        <w:tc>
+          <w:tcPr>
+            <w:tcW w:w="2266" w:type="dxa"/>
+          </w:tcPr>
+          <w:p>
+            <w:pPr>
+              <w:rPr>
+                <w:lang w:eastAsia="zh-CN"/>
+              </w:rPr>
+            </w:pPr>
+            <w:r>
+              <w:rPr>
+                <w:rFonts w:hint="eastAsia"/>
+                <w:lang w:eastAsia="zh-CN"/>
+              </w:rPr>
+              <w:t>23</w:t>
+            </w:r>
+            <w:r>
+              <w:rPr>
+                <w:lang w:eastAsia="zh-CN"/>
+              </w:rPr>
+              <w:t xml:space="preserve"> </w:t>
+            </w:r>
+            <w:r>
+              <w:rPr>
+                <w:rFonts w:hint="eastAsia"/>
+                <w:lang w:eastAsia="zh-CN"/>
+              </w:rPr>
+              <w:t>(</w:t>
+            </w:r>
+            <w:r>
+              <w:rPr>
+                <w:rFonts w:hint="eastAsia"/>
+                <w:lang w:eastAsia="zh-CN"/>
+              </w:rPr>
+              <w:t>56.10</w:t>
+            </w:r>
+            <w:r>
+              <w:rPr>
+                <w:rFonts w:hint="eastAsia"/>
+                <w:lang w:eastAsia="zh-CN"/>
+              </w:rPr>
+              <w:t>%)</w:t>
+            </w:r>
+          </w:p>
+        </w:tc>
+        <w:tc>
+          <w:tcPr>
+            <w:tcW w:w="1133" w:type="dxa"/>
+          </w:tcPr>
+          <w:p>
+            <w:pPr>
+              <w:rPr>
+                <w:lang w:eastAsia="zh-CN"/>
+              </w:rPr>
+            </w:pPr>
+          </w:p>
+        </w:tc>
+      </w:tr>
+      <w:tr>
+        <w:tc>
+          <w:tcPr>
+            <w:tcW w:w="2026" w:type="dxa"/>
+          </w:tcPr>
+          <w:p>
+            <w:pPr>
+              <w:rPr>
+                <w:rFonts w:hint="eastAsia"/>
+                <w:lang w:eastAsia="zh-CN"/>
+              </w:rPr>
+            </w:pPr>
+            <w:r>
+              <w:rPr>
+                <w:rFonts w:hint="eastAsia"/>
+                <w:lang w:eastAsia="zh-CN"/>
+              </w:rPr>
+              <w:t xml:space="preserve">    Female</w:t>
+            </w:r>
+          </w:p>
+        </w:tc>
+        <w:tc>
+          <w:tcPr>
+            <w:tcW w:w="1881" w:type="dxa"/>
+          </w:tcPr>
+          <w:p>
+            <w:pPr>
+              <w:rPr>
+                <w:rFonts w:hint="eastAsia"/>
+                <w:lang w:eastAsia="zh-CN"/>
+              </w:rPr>
+            </w:pPr>
+            <w:r>
+              <w:rPr>
+                <w:rFonts w:hint="eastAsia"/>
+                <w:lang w:eastAsia="zh-CN"/>
+              </w:rPr>
+              <w:t>20 (40.82%)</w:t>
+            </w:r>
+          </w:p>
+        </w:tc>
+        <w:tc>
+          <w:tcPr>
+            <w:tcW w:w="2044" w:type="dxa"/>
+          </w:tcPr>
+          <w:p>
+            <w:pPr>
+              <w:rPr>
+                <w:rFonts w:hint="eastAsia"/>
+                <w:lang w:eastAsia="zh-CN"/>
+              </w:rPr>
+            </w:pPr>
+            <w:r>
+              <w:rPr>
+                <w:rFonts w:hint="eastAsia"/>
+                <w:lang w:eastAsia="zh-CN"/>
+              </w:rPr>
+              <w:t>2 (25.00%)</w:t>
+            </w:r>
+          </w:p>
+        </w:tc>
+        <w:tc>
+          <w:tcPr>
+            <w:tcW w:w="2266" w:type="dxa"/>
+          </w:tcPr>
+          <w:p>
+            <w:pPr>
+              <w:rPr>
+                <w:lang w:eastAsia="zh-CN"/>
+              </w:rPr>
+            </w:pPr>
+            <w:r>
+              <w:rPr>
+                <w:rFonts w:hint="eastAsia"/>
+                <w:lang w:eastAsia="zh-CN"/>
+              </w:rPr>
+              <w:t>18</w:t>
+            </w:r>
+            <w:r>
+              <w:rPr>
+                <w:rFonts w:hint="eastAsia"/>
+                <w:lang w:eastAsia="zh-CN"/>
+              </w:rPr>
+              <w:t xml:space="preserve"> (</w:t>
+            </w:r>
+            <w:r>
+              <w:rPr>
+                <w:rFonts w:hint="eastAsia"/>
+                <w:lang w:eastAsia="zh-CN"/>
+              </w:rPr>
+              <w:t>43.90</w:t>
+            </w:r>
+            <w:r>
+              <w:rPr>
+                <w:rFonts w:hint="eastAsia"/>
+                <w:lang w:eastAsia="zh-CN"/>
+              </w:rPr>
+              <w:t>%)</w:t>
+            </w:r>
+          </w:p>
+        </w:tc>
+        <w:tc>
+          <w:tcPr>
+            <w:tcW w:w="1133" w:type="dxa"/>
+          </w:tcPr>
+          <w:p>
+            <w:pPr>
+              <w:rPr>
+                <w:lang w:eastAsia="zh-CN"/>
+              </w:rPr>
+            </w:pPr>
+          </w:p>
+        </w:tc>
+      </w:tr>
+      <w:tr>
+        <w:tc>
+          <w:tcPr>
+            <w:tcW w:w="2026" w:type="dxa"/>
+          </w:tcPr>
+          <w:p>
+            <w:pPr>
+              <w:rPr>
+                <w:rFonts w:hint="eastAsia"/>
+                <w:lang w:eastAsia="zh-CN"/>
+              </w:rPr>
+            </w:pPr>
+            <w:r>
+              <w:rPr>
+                <w:rFonts w:hint="eastAsia"/>
+                <w:lang w:eastAsia="zh-CN"/>
+              </w:rPr>
+              <w:t>BMI</w:t>
+            </w:r>
+          </w:p>
+        </w:tc>
+        <w:tc>
+          <w:tcPr>
+            <w:tcW w:w="1881" w:type="dxa"/>
+          </w:tcPr>
+          <w:p>
+            <w:pPr>
+              <w:rPr>
+                <w:rFonts w:hint="eastAsia"/>
+                <w:lang w:eastAsia="zh-CN"/>
+              </w:rPr>
+            </w:pPr>
+            <w:r>
+              <w:rPr>
+                <w:rFonts w:hint="eastAsia"/>
+                <w:lang w:eastAsia="zh-CN"/>
+              </w:rPr>
+              <w:t>32.00 (9.11)</w:t>
+            </w:r>
+          </w:p>
+        </w:tc>
+        <w:tc>
+          <w:tcPr>
+            <w:tcW w:w="2044" w:type="dxa"/>
+          </w:tcPr>
+          <w:p>
+            <w:pPr>
+              <w:rPr>
+                <w:rFonts w:hint="eastAsia"/>
+                <w:lang w:eastAsia="zh-CN"/>
+              </w:rPr>
+            </w:pPr>
+            <w:r>
+              <w:rPr>
+                <w:rFonts w:hint="eastAsia"/>
+                <w:lang w:eastAsia="zh-CN"/>
+              </w:rPr>
+              <w:t>27.76 (1.01)</w:t>
+            </w:r>
+          </w:p>
+        </w:tc>
+        <w:tc>
+          <w:tcPr>
+            <w:tcW w:w="2266" w:type="dxa"/>
+          </w:tcPr>
+          <w:p>
+            <w:pPr>
+              <w:rPr>
+                <w:lang w:eastAsia="zh-CN"/>
+              </w:rPr>
+            </w:pPr>
+            <w:r>
+              <w:rPr>
+                <w:rFonts w:hint="eastAsia"/>
+                <w:lang w:eastAsia="zh-CN"/>
+              </w:rPr>
+              <w:t>32.83</w:t>
+            </w:r>
+            <w:r>
+              <w:rPr>
+                <w:rFonts w:hint="eastAsia"/>
+                <w:lang w:eastAsia="zh-CN"/>
+              </w:rPr>
+              <w:t xml:space="preserve"> (</w:t>
+            </w:r>
+            <w:r>
+              <w:rPr>
+                <w:rFonts w:hint="eastAsia"/>
+                <w:lang w:eastAsia="zh-CN"/>
+              </w:rPr>
+              <w:t>9.75</w:t>
+            </w:r>
+            <w:r>
+              <w:rPr>
+                <w:rFonts w:hint="eastAsia"/>
+                <w:lang w:eastAsia="zh-CN"/>
+              </w:rPr>
+              <w:t>%)</w:t>
+            </w:r>
+          </w:p>
+        </w:tc>
+        <w:tc>
+          <w:tcPr>
+            <w:tcW w:w="1133" w:type="dxa"/>
+          </w:tcPr>
+          <w:p>
+            <w:pPr>
+              <w:rPr>
+                <w:rFonts w:hint="eastAsia"/>
+                <w:lang w:eastAsia="zh-CN"/>
+              </w:rPr>
+            </w:pPr>
+            <w:r>
+              <w:rPr>
+                <w:rFonts w:hint="eastAsia"/>
+                <w:lang w:eastAsia="zh-CN"/>
+              </w:rPr>
+              <w:t>0.002</w:t>
+            </w:r>
+          </w:p>
+        </w:tc>
+      </w:tr>
+      <w:tr>
+        <w:tc>
+          <w:tcPr>
+            <w:tcW w:w="2026" w:type="dxa"/>
+          </w:tcPr>
+          <w:p>
+            <w:pPr>
+              <w:rPr>
+                <w:rFonts w:hint="eastAsia"/>
+                <w:lang w:eastAsia="zh-CN"/>
+              </w:rPr>
+            </w:pPr>
+            <w:r>
+              <w:rPr>
+                <w:rFonts w:hint="eastAsia"/>
+                <w:lang w:eastAsia="zh-CN"/>
+              </w:rPr>
+              <w:lastRenderedPageBreak/>
+              <w:t>Smoke History</w:t>
+            </w:r>
+          </w:p>
+        </w:tc>
+        <w:tc>
+          <w:tcPr>
+            <w:tcW w:w="1881" w:type="dxa"/>
+          </w:tcPr>
+          <w:p>
+            <w:pPr>
+              <w:rPr>
+                <w:rFonts w:hint="eastAsia"/>
+                <w:lang w:eastAsia="zh-CN"/>
+              </w:rPr>
+            </w:pPr>
+          </w:p>
+        </w:tc>
+        <w:tc>
+          <w:tcPr>
+            <w:tcW w:w="2044" w:type="dxa"/>
+          </w:tcPr>
+          <w:p>
+            <w:pPr>
+              <w:rPr>
+                <w:lang w:eastAsia="zh-CN"/>
+              </w:rPr>
+            </w:pPr>
+          </w:p>
+        </w:tc>
+        <w:tc>
+          <w:tcPr>
+            <w:tcW w:w="2266" w:type="dxa"/>
+          </w:tcPr>
+          <w:p>
+            <w:pPr>
+              <w:rPr>
+                <w:lang w:eastAsia="zh-CN"/>
+              </w:rPr>
+            </w:pPr>
+          </w:p>
+        </w:tc>
+        <w:tc>
+          <w:tcPr>
+            <w:tcW w:w="1133" w:type="dxa"/>
+          </w:tcPr>
+          <w:p>
+            <w:pPr>
+              <w:rPr>
+                <w:rFonts w:hint="eastAsia"/>
+                <w:lang w:eastAsia="zh-CN"/>
+              </w:rPr>
+            </w:pPr>
+            <w:r>
+              <w:rPr>
+                <w:rFonts w:hint="eastAsia"/>
+                <w:lang w:eastAsia="zh-CN"/>
+              </w:rPr>
+              <w:t>0.014</w:t>
+            </w:r>
+          </w:p>
+        </w:tc>
+      </w:tr>
+      <w:tr>
+        <w:tc>
+          <w:tcPr>
+            <w:tcW w:w="2026" w:type="dxa"/>
+          </w:tcPr>
+          <w:p>
+            <w:pPr>
+              <w:rPr>
+                <w:rFonts w:hint="eastAsia"/>
+                <w:lang w:eastAsia="zh-CN"/>
+              </w:rPr>
+            </w:pPr>
+            <w:r>
+              <w:rPr>
+                <w:rFonts w:hint="eastAsia"/>
+                <w:lang w:eastAsia="zh-CN"/>
+              </w:rPr>
+              <w:t xml:space="preserve">    Never</w:t>
+            </w:r>
+          </w:p>
+        </w:tc>
+        <w:tc>
+          <w:tcPr>
+            <w:tcW w:w="1881" w:type="dxa"/>
+          </w:tcPr>
+          <w:p>
+            <w:pPr>
+              <w:rPr>
+                <w:rFonts w:hint="eastAsia"/>
+                <w:lang w:eastAsia="zh-CN"/>
+              </w:rPr>
+            </w:pPr>
+            <w:r>
+              <w:rPr>
+                <w:rFonts w:hint="eastAsia"/>
+                <w:lang w:eastAsia="zh-CN"/>
+              </w:rPr>
+              <w:t>28 (57.14%)</w:t>
+            </w:r>
+          </w:p>
+        </w:tc>
+        <w:tc>
+          <w:tcPr>
+            <w:tcW w:w="2044" w:type="dxa"/>
+          </w:tcPr>
+          <w:p>
+            <w:pPr>
+              <w:rPr>
+                <w:rFonts w:hint="eastAsia"/>
+                <w:lang w:eastAsia="zh-CN"/>
+              </w:rPr>
+            </w:pPr>
+            <w:r>
+              <w:rPr>
+                <w:rFonts w:hint="eastAsia"/>
+                <w:lang w:eastAsia="zh-CN"/>
+              </w:rPr>
+              <w:t>7 (87.50%)</w:t>
+            </w:r>
+          </w:p>
+        </w:tc>
+        <w:tc>
+          <w:tcPr>
+            <w:tcW w:w="2266" w:type="dxa"/>
+          </w:tcPr>
+          <w:p>
+            <w:pPr>
+              <w:rPr>
+                <w:lang w:eastAsia="zh-CN"/>
+              </w:rPr>
+            </w:pPr>
+            <w:r>
+              <w:rPr>
+                <w:rFonts w:hint="eastAsia"/>
+                <w:lang w:eastAsia="zh-CN"/>
+              </w:rPr>
+              <w:t>21</w:t>
+            </w:r>
+            <w:r>
+              <w:rPr>
+                <w:rFonts w:hint="eastAsia"/>
+                <w:lang w:eastAsia="zh-CN"/>
+              </w:rPr>
+              <w:t xml:space="preserve"> (</w:t>
+            </w:r>
+            <w:r>
+              <w:rPr>
+                <w:rFonts w:hint="eastAsia"/>
+                <w:lang w:eastAsia="zh-CN"/>
+              </w:rPr>
+              <w:t>51</w:t>
+            </w:r>
+            <w:r>
+              <w:rPr>
+                <w:rFonts w:hint="eastAsia"/>
+                <w:lang w:eastAsia="zh-CN"/>
+              </w:rPr>
+              <w:t>.</w:t>
+            </w:r>
+            <w:r>
+              <w:rPr>
+                <w:rFonts w:hint="eastAsia"/>
+                <w:lang w:eastAsia="zh-CN"/>
+              </w:rPr>
+              <w:t>22</w:t>
+            </w:r>
+            <w:r>
+              <w:rPr>
+                <w:rFonts w:hint="eastAsia"/>
+                <w:lang w:eastAsia="zh-CN"/>
+              </w:rPr>
+              <w:t>%)</w:t>
+            </w:r>
+          </w:p>
+        </w:tc>
+        <w:tc>
+          <w:tcPr>
+            <w:tcW w:w="1133" w:type="dxa"/>
+          </w:tcPr>
+          <w:p>
+            <w:pPr>
+              <w:rPr>
+                <w:lang w:eastAsia="zh-CN"/>
+              </w:rPr>
+            </w:pPr>
+          </w:p>
+        </w:tc>
+      </w:tr>
+      <w:tr>
+        <w:tc>
+          <w:tcPr>
+            <w:tcW w:w="2026" w:type="dxa"/>
+          </w:tcPr>
+          <w:p>
+            <w:pPr>
+              <w:rPr>
+                <w:rFonts w:hint="eastAsia"/>
+                <w:lang w:eastAsia="zh-CN"/>
+              </w:rPr>
+            </w:pPr>
+            <w:r>
+              <w:rPr>
+                <w:rFonts w:hint="eastAsia"/>
+                <w:lang w:eastAsia="zh-CN"/>
+              </w:rPr>
+              <w:t xml:space="preserve">    </w:t>
+            </w:r>
+            <w:r>
+              <w:rPr>
+                <w:rFonts w:hint="eastAsia"/>
+                <w:lang w:eastAsia="zh-CN"/>
+              </w:rPr>
+              <w:t>Former</w:t>
+            </w:r>
+          </w:p>
+        </w:tc>
+        <w:tc>
+          <w:tcPr>
+            <w:tcW w:w="1881" w:type="dxa"/>
+          </w:tcPr>
+          <w:p>
+            <w:pPr>
+              <w:rPr>
+                <w:rFonts w:hint="eastAsia"/>
+                <w:lang w:eastAsia="zh-CN"/>
+              </w:rPr>
+            </w:pPr>
+            <w:r>
+              <w:rPr>
+                <w:rFonts w:hint="eastAsia"/>
+                <w:lang w:eastAsia="zh-CN"/>
+              </w:rPr>
+              <w:t>18 (36.73%)</w:t>
+            </w:r>
+          </w:p>
+        </w:tc>
+        <w:tc>
+          <w:tcPr>
+            <w:tcW w:w="2044" w:type="dxa"/>
+          </w:tcPr>
+          <w:p>
+            <w:pPr>
+              <w:rPr>
+                <w:lang w:eastAsia="zh-CN"/>
+              </w:rPr>
+            </w:pPr>
+            <w:r>
+              <w:rPr>
+                <w:rFonts w:hint="eastAsia"/>
+                <w:lang w:eastAsia="zh-CN"/>
+              </w:rPr>
+              <w:t>0</w:t>
+            </w:r>
+            <w:r>
+              <w:rPr>
+                <w:rFonts w:hint="eastAsia"/>
+                <w:lang w:eastAsia="zh-CN"/>
+              </w:rPr>
+              <w:t xml:space="preserve"> (</w:t>
+            </w:r>
+            <w:r>
+              <w:rPr>
+                <w:rFonts w:hint="eastAsia"/>
+                <w:lang w:eastAsia="zh-CN"/>
+              </w:rPr>
+              <w:t>0.00</w:t>
+            </w:r>
+            <w:r>
+              <w:rPr>
+                <w:rFonts w:hint="eastAsia"/>
+                <w:lang w:eastAsia="zh-CN"/>
+              </w:rPr>
+              <w:t>%)</w:t>
+            </w:r>
+          </w:p>
+        </w:tc>
+        <w:tc>
+          <w:tcPr>
+            <w:tcW w:w="2266" w:type="dxa"/>
+          </w:tcPr>
+          <w:p>
+            <w:pPr>
+              <w:rPr>
+                <w:lang w:eastAsia="zh-CN"/>
+              </w:rPr>
+            </w:pPr>
+            <w:r>
+              <w:rPr>
+                <w:rFonts w:hint="eastAsia"/>
+                <w:lang w:eastAsia="zh-CN"/>
+              </w:rPr>
+              <w:t>1</w:t>
+            </w:r>
+            <w:r>
+              <w:rPr>
+                <w:rFonts w:hint="eastAsia"/>
+                <w:lang w:eastAsia="zh-CN"/>
+              </w:rPr>
+              <w:t>8</w:t>
+            </w:r>
+            <w:r>
+              <w:rPr>
+                <w:rFonts w:hint="eastAsia"/>
+                <w:lang w:eastAsia="zh-CN"/>
+              </w:rPr>
+              <w:t xml:space="preserve"> (</w:t>
+            </w:r>
+            <w:r>
+              <w:rPr>
+                <w:rFonts w:hint="eastAsia"/>
+                <w:lang w:eastAsia="zh-CN"/>
+              </w:rPr>
+              <w:t>43.</w:t>
+            </w:r>
+            <w:r>
+              <w:rPr>
+                <w:rFonts w:hint="eastAsia"/>
+                <w:lang w:eastAsia="zh-CN"/>
+              </w:rPr>
+              <w:t>9</w:t>
+            </w:r>
+            <w:r>
+              <w:rPr>
+                <w:rFonts w:hint="eastAsia"/>
+                <w:lang w:eastAsia="zh-CN"/>
+              </w:rPr>
+              <w:t>0</w:t>
+            </w:r>
+            <w:r>
+              <w:rPr>
+                <w:rFonts w:hint="eastAsia"/>
+                <w:lang w:eastAsia="zh-CN"/>
+              </w:rPr>
+              <w:t>%)</w:t>
+            </w:r>
+          </w:p>
+        </w:tc>
+        <w:tc>
+          <w:tcPr>
+            <w:tcW w:w="1133" w:type="dxa"/>
+          </w:tcPr>
+          <w:p>
+            <w:pPr>
+              <w:rPr>
+                <w:lang w:eastAsia="zh-CN"/>
+              </w:rPr>
+            </w:pPr>
+          </w:p>
+        </w:tc>
+      </w:tr>
+      <w:tr>
+        <w:tc>
+          <w:tcPr>
+            <w:tcW w:w="2026" w:type="dxa"/>
+          </w:tcPr>
+          <w:p>
+            <w:pPr>
+              <w:rPr>
+                <w:rFonts w:hint="eastAsia"/>
+                <w:lang w:eastAsia="zh-CN"/>
+              </w:rPr>
+            </w:pPr>
+            <w:r>
+              <w:rPr>
+                <w:rFonts w:hint="eastAsia"/>
+                <w:lang w:eastAsia="zh-CN"/>
+              </w:rPr>
+              <w:t xml:space="preserve">    </w:t>
+            </w:r>
+            <w:r>
+              <w:rPr>
+                <w:rFonts w:hint="eastAsia"/>
+                <w:lang w:eastAsia="zh-CN"/>
+              </w:rPr>
+              <w:t>Current (light)</w:t>
+            </w:r>
+          </w:p>
+        </w:tc>
+        <w:tc>
+          <w:tcPr>
+            <w:tcW w:w="1881" w:type="dxa"/>
+          </w:tcPr>
+          <w:p>
+            <w:pPr>
+              <w:rPr>
+                <w:rFonts w:hint="eastAsia"/>
+                <w:lang w:eastAsia="zh-CN"/>
+              </w:rPr>
+            </w:pPr>
+            <w:r>
+              <w:rPr>
+                <w:rFonts w:hint="eastAsia"/>
+                <w:lang w:eastAsia="zh-CN"/>
+              </w:rPr>
+              <w:t>1 (2.04%)</w:t>
+            </w:r>
+          </w:p>
+        </w:tc>
+        <w:tc>
+          <w:tcPr>
+            <w:tcW w:w="2044" w:type="dxa"/>
+          </w:tcPr>
+          <w:p>
+            <w:pPr>
+              <w:rPr>
+                <w:lang w:eastAsia="zh-CN"/>
+              </w:rPr>
+            </w:pPr>
+            <w:r>
+              <w:rPr>
+                <w:rFonts w:hint="eastAsia"/>
+                <w:lang w:eastAsia="zh-CN"/>
+              </w:rPr>
+              <w:t>1</w:t>
+            </w:r>
+            <w:r>
+              <w:rPr>
+                <w:rFonts w:hint="eastAsia"/>
+                <w:lang w:eastAsia="zh-CN"/>
+              </w:rPr>
+              <w:t xml:space="preserve"> (</w:t>
+            </w:r>
+            <w:r>
+              <w:rPr>
+                <w:rFonts w:hint="eastAsia"/>
+                <w:lang w:eastAsia="zh-CN"/>
+              </w:rPr>
+              <w:t>12.50</w:t>
+            </w:r>
+            <w:r>
+              <w:rPr>
+                <w:rFonts w:hint="eastAsia"/>
+                <w:lang w:eastAsia="zh-CN"/>
+              </w:rPr>
+              <w:t>%)</w:t>
+            </w:r>
+          </w:p>
+        </w:tc>
+        <w:tc>
+          <w:tcPr>
+            <w:tcW w:w="2266" w:type="dxa"/>
+          </w:tcPr>
+          <w:p>
+            <w:pPr>
+              <w:rPr>
+                <w:lang w:eastAsia="zh-CN"/>
+              </w:rPr>
+            </w:pPr>
+            <w:r>
+              <w:rPr>
+                <w:rFonts w:hint="eastAsia"/>
+                <w:lang w:eastAsia="zh-CN"/>
+              </w:rPr>
+              <w:t>0</w:t>
+            </w:r>
+            <w:r>
+              <w:rPr>
+                <w:rFonts w:hint="eastAsia"/>
+                <w:lang w:eastAsia="zh-CN"/>
+              </w:rPr>
+              <w:t xml:space="preserve"> (</w:t>
+            </w:r>
+            <w:r>
+              <w:rPr>
+                <w:rFonts w:hint="eastAsia"/>
+                <w:lang w:eastAsia="zh-CN"/>
+              </w:rPr>
+              <w:t>0.00</w:t>
+            </w:r>
+            <w:r>
+              <w:rPr>
+                <w:rFonts w:hint="eastAsia"/>
+                <w:lang w:eastAsia="zh-CN"/>
+              </w:rPr>
+              <w:t>%)</w:t>
+            </w:r>
+          </w:p>
+        </w:tc>
+        <w:tc>
+          <w:tcPr>
+            <w:tcW w:w="1133" w:type="dxa"/>
+          </w:tcPr>
+          <w:p>
+            <w:pPr>
+              <w:rPr>
+                <w:lang w:eastAsia="zh-CN"/>
+              </w:rPr>
+            </w:pPr>
+          </w:p>
+        </w:tc>
+      </w:tr>
+      <w:tr>
+        <w:tc>
+          <w:tcPr>
+            <w:tcW w:w="2026" w:type="dxa"/>
+          </w:tcPr>
+          <w:p>
+            <w:pPr>
+              <w:rPr>
+                <w:rFonts w:hint="eastAsia"/>
+                <w:lang w:eastAsia="zh-CN"/>
+              </w:rPr>
+            </w:pPr>
+            <w:r>
+              <w:rPr>
+                <w:rFonts w:hint="eastAsia"/>
+                <w:lang w:eastAsia="zh-CN"/>
+              </w:rPr>
+              <w:t xml:space="preserve">    </w:t>
+            </w:r>
+            <w:r>
+              <w:rPr>
+                <w:rFonts w:hint="eastAsia"/>
+                <w:lang w:eastAsia="zh-CN"/>
+              </w:rPr>
+              <w:t>Current (heavy)</w:t>
+            </w:r>
+          </w:p>
+        </w:tc>
+        <w:tc>
+          <w:tcPr>
+            <w:tcW w:w="1881" w:type="dxa"/>
+          </w:tcPr>
+          <w:p>
+            <w:pPr>
+              <w:rPr>
+                <w:rFonts w:hint="eastAsia"/>
+                <w:lang w:eastAsia="zh-CN"/>
+              </w:rPr>
+            </w:pPr>
+            <w:r>
+              <w:rPr>
+                <w:rFonts w:hint="eastAsia"/>
+                <w:lang w:eastAsia="zh-CN"/>
+              </w:rPr>
+              <w:t>2 (4.08%)</w:t>
+            </w:r>
+          </w:p>
+        </w:tc>
+        <w:tc>
+          <w:tcPr>
+            <w:tcW w:w="2044" w:type="dxa"/>
+          </w:tcPr>
+          <w:p>
+            <w:pPr>
+              <w:rPr>
+                <w:lang w:eastAsia="zh-CN"/>
+              </w:rPr>
+            </w:pPr>
+            <w:r>
+              <w:rPr>
+                <w:lang w:eastAsia="zh-CN"/>
+              </w:rPr>
+              <w:t>0 (0.00%)</w:t>
+            </w:r>
+          </w:p>
+        </w:tc>
+        <w:tc>
+          <w:tcPr>
+            <w:tcW w:w="2266" w:type="dxa"/>
+          </w:tcPr>
+          <w:p>
+            <w:pPr>
+              <w:rPr>
+                <w:lang w:eastAsia="zh-CN"/>
+              </w:rPr>
+            </w:pPr>
+            <w:r>
+              <w:rPr>
+                <w:rFonts w:hint="eastAsia"/>
+                <w:lang w:eastAsia="zh-CN"/>
+              </w:rPr>
+              <w:t>2</w:t>
+            </w:r>
+            <w:r>
+              <w:rPr>
+                <w:rFonts w:hint="eastAsia"/>
+                <w:lang w:eastAsia="zh-CN"/>
+              </w:rPr>
+              <w:t xml:space="preserve"> (</w:t>
+            </w:r>
+            <w:r>
+              <w:rPr>
+                <w:rFonts w:hint="eastAsia"/>
+                <w:lang w:eastAsia="zh-CN"/>
+              </w:rPr>
+              <w:t>4</w:t>
+            </w:r>
+            <w:r>
+              <w:rPr>
+                <w:rFonts w:hint="eastAsia"/>
+                <w:lang w:eastAsia="zh-CN"/>
+              </w:rPr>
+              <w:t>.</w:t>
+            </w:r>
+            <w:r>
+              <w:rPr>
+                <w:rFonts w:hint="eastAsia"/>
+                <w:lang w:eastAsia="zh-CN"/>
+              </w:rPr>
+              <w:t>8</w:t>
+            </w:r>
+            <w:r>
+              <w:rPr>
+                <w:rFonts w:hint="eastAsia"/>
+                <w:lang w:eastAsia="zh-CN"/>
+              </w:rPr>
+              <w:t>8</w:t>
+            </w:r>
+            <w:r>
+              <w:rPr>
+                <w:lang w:eastAsia="zh-CN"/>
+              </w:rPr>
+              <w:t>%</w:t>
+            </w:r>
+            <w:r>
+              <w:rPr>
+                <w:rFonts w:hint="eastAsia"/>
+                <w:lang w:eastAsia="zh-CN"/>
+              </w:rPr>
+              <w:t>)</w:t>
+            </w:r>
+          </w:p>
+        </w:tc>
+        <w:tc>
+          <w:tcPr>
+            <w:tcW w:w="1133" w:type="dxa"/>
+          </w:tcPr>
+          <w:p>
+            <w:pPr>
+              <w:rPr>
+                <w:lang w:eastAsia="zh-CN"/>
+              </w:rPr>
+            </w:pPr>
+          </w:p>
+        </w:tc>
+      </w:tr>
+      <w:tr>
+        <w:tc>
+          <w:tcPr>
+            <w:tcW w:w="2026" w:type="dxa"/>
+          </w:tcPr>
+          <w:p>
+            <w:pPr>
+              <w:rPr>
+                <w:rFonts w:hint="eastAsia"/>
+                <w:lang w:eastAsia="zh-CN"/>
+              </w:rPr>
+            </w:pPr>
+            <w:r>
+              <w:rPr>
+                <w:rFonts w:hint="eastAsia"/>
+                <w:lang w:eastAsia="zh-CN"/>
+              </w:rPr>
+              <w:t xml:space="preserve">CCI </w:t>
+            </w:r>
+          </w:p>
+        </w:tc>
+        <w:tc>
+          <w:tcPr>
+            <w:tcW w:w="1881" w:type="dxa"/>
+          </w:tcPr>
+          <w:p>
+            <w:pPr>
+              <w:rPr>
+                <w:rFonts w:hint="eastAsia"/>
+                <w:lang w:eastAsia="zh-CN"/>
+              </w:rPr>
+            </w:pPr>
+            <w:r>
+              <w:rPr>
+                <w:rFonts w:hint="eastAsia"/>
+                <w:lang w:eastAsia="zh-CN"/>
+              </w:rPr>
+              <w:t>0.92 (1.50)</w:t>
+            </w:r>
+          </w:p>
+        </w:tc>
+        <w:tc>
+          <w:tcPr>
+            <w:tcW w:w="2044" w:type="dxa"/>
+          </w:tcPr>
+          <w:p>
+            <w:pPr>
+              <w:rPr>
+                <w:lang w:eastAsia="zh-CN"/>
+              </w:rPr>
+            </w:pPr>
+            <w:r>
+              <w:rPr>
+                <w:rFonts w:hint="eastAsia"/>
+                <w:lang w:eastAsia="zh-CN"/>
+              </w:rPr>
+              <w:t>0.25</w:t>
+            </w:r>
+            <w:r>
+              <w:rPr>
+                <w:rFonts w:hint="eastAsia"/>
+                <w:lang w:eastAsia="zh-CN"/>
+              </w:rPr>
+              <w:t xml:space="preserve"> (0.</w:t>
+            </w:r>
+            <w:r>
+              <w:rPr>
+                <w:rFonts w:hint="eastAsia"/>
+                <w:lang w:eastAsia="zh-CN"/>
+              </w:rPr>
+              <w:t>46</w:t>
+            </w:r>
+            <w:r>
+              <w:rPr>
+                <w:rFonts w:hint="eastAsia"/>
+                <w:lang w:eastAsia="zh-CN"/>
+              </w:rPr>
+              <w:t>)</w:t>
+            </w:r>
+          </w:p>
+        </w:tc>
+        <w:tc>
+          <w:tcPr>
+            <w:tcW w:w="2266" w:type="dxa"/>
+          </w:tcPr>
+          <w:p>
+            <w:pPr>
+              <w:rPr>
+                <w:lang w:eastAsia="zh-CN"/>
+              </w:rPr>
+            </w:pPr>
+            <w:r>
+              <w:rPr>
+                <w:rFonts w:hint="eastAsia"/>
+                <w:lang w:eastAsia="zh-CN"/>
+              </w:rPr>
+              <w:t>1.05</w:t>
+            </w:r>
+            <w:r>
+              <w:rPr>
+                <w:rFonts w:hint="eastAsia"/>
+                <w:lang w:eastAsia="zh-CN"/>
+              </w:rPr>
+              <w:t xml:space="preserve"> (</w:t>
+            </w:r>
+            <w:r>
+              <w:rPr>
+                <w:rFonts w:hint="eastAsia"/>
+                <w:lang w:eastAsia="zh-CN"/>
+              </w:rPr>
+              <w:t>1.60</w:t>
+            </w:r>
+            <w:r>
+              <w:rPr>
+                <w:rFonts w:hint="eastAsia"/>
+                <w:lang w:eastAsia="zh-CN"/>
+              </w:rPr>
+              <w:t>)</w:t>
+            </w:r>
+          </w:p>
+        </w:tc>
+        <w:tc>
+          <w:tcPr>
+            <w:tcW w:w="1133" w:type="dxa"/>
+          </w:tcPr>
+          <w:p>
+            <w:pPr>
+              <w:rPr>
+                <w:rFonts w:hint="eastAsia"/>
+                <w:lang w:eastAsia="zh-CN"/>
+              </w:rPr>
+            </w:pPr>
+            <w:r>
+              <w:rPr>
+                <w:lang w:eastAsia="zh-CN"/>
+              </w:rPr>
+              <w:t>0</w:t>
+            </w:r>
+            <w:r>
+              <w:rPr>
+                <w:rFonts w:hint="eastAsia"/>
+                <w:lang w:eastAsia="zh-CN"/>
+              </w:rPr>
+              <w:t>.011</w:t>
+            </w:r>
+          </w:p>
+        </w:tc>
+      </w:tr>
+      <w:tr>
+        <w:tc>
+          <w:tcPr>
+            <w:tcW w:w="2026" w:type="dxa"/>
+          </w:tcPr>
+          <w:p>
+            <w:pPr>
+              <w:rPr>
+                <w:rFonts w:hint="eastAsia"/>
+                <w:lang w:eastAsia="zh-CN"/>
+              </w:rPr>
+            </w:pPr>
+            <w:r>
+              <w:rPr>
+                <w:rFonts w:hint="eastAsia"/>
+                <w:lang w:eastAsia="zh-CN"/>
+              </w:rPr>
+              <w:t>L</w:t>
+            </w:r>
+            <w:r>
+              <w:rPr>
+                <w:lang w:eastAsia="zh-CN"/>
+              </w:rPr>
+              <w:t>ength of stay</w:t>
+            </w:r>
+          </w:p>
+        </w:tc>
+        <w:tc>
+          <w:tcPr>
+            <w:tcW w:w="1881" w:type="dxa"/>
+          </w:tcPr>
+          <w:p>
+            <w:pPr>
+              <w:rPr>
+                <w:rFonts w:hint="eastAsia"/>
+                <w:lang w:eastAsia="zh-CN"/>
+              </w:rPr>
+            </w:pPr>
+          </w:p>
+        </w:tc>
+        <w:tc>
+          <w:tcPr>
+            <w:tcW w:w="2044" w:type="dxa"/>
+          </w:tcPr>
+          <w:p>
+            <w:pPr>
+              <w:rPr>
+                <w:lang w:eastAsia="zh-CN"/>
+              </w:rPr>
+            </w:pPr>
+          </w:p>
+        </w:tc>
+        <w:tc>
+          <w:tcPr>
+            <w:tcW w:w="2266" w:type="dxa"/>
+          </w:tcPr>
+          <w:p>
+            <w:pPr>
+              <w:rPr>
+                <w:lang w:eastAsia="zh-CN"/>
+              </w:rPr>
+            </w:pPr>
+          </w:p>
+        </w:tc>
+        <w:tc>
+          <w:tcPr>
+            <w:tcW w:w="1133" w:type="dxa"/>
+          </w:tcPr>
+          <w:p>
+            <w:pPr>
+              <w:rPr>
+                <w:rFonts w:hint="eastAsia"/>
+                <w:lang w:eastAsia="zh-CN"/>
+              </w:rPr>
+            </w:pPr>
+            <w:r>
+              <w:rPr>
+                <w:rFonts w:hint="eastAsia"/>
+                <w:lang w:eastAsia="zh-CN"/>
+              </w:rPr>
+              <w:t>0.25</w:t>
+            </w:r>
+            <w:r>
+              <w:rPr>
+                <w:rFonts w:hint="eastAsia"/>
+                <w:lang w:eastAsia="zh-CN"/>
+              </w:rPr>
+              <w:t>0</w:t>
+            </w:r>
+          </w:p>
+        </w:tc>
+      </w:tr>
+      <w:tr>
+        <w:tc>
+          <w:tcPr>
+            <w:tcW w:w="2026" w:type="dxa"/>
+          </w:tcPr>
+          <w:p>
+            <w:pPr>
+              <w:rPr>
+                <w:lang w:eastAsia="zh-CN"/>
+              </w:rPr>
+            </w:pPr>
+            <w:r>
+              <w:rPr>
+                <w:rFonts w:hint="eastAsia"/>
+                <w:lang w:eastAsia="zh-CN"/>
+              </w:rPr>
+              <w:t xml:space="preserve">    </w:t>
+            </w:r>
+            <w:r>
+              <w:rPr>
+                <w:rFonts w:hint="eastAsia"/>
+                <w:lang w:eastAsia="zh-CN"/>
+              </w:rPr>
+              <w:t>0</w:t>
+            </w:r>
+          </w:p>
+        </w:tc>
+        <w:tc>
+          <w:tcPr>
+            <w:tcW w:w="1881" w:type="dxa"/>
+          </w:tcPr>
+          <w:p>
+            <w:pPr>
+              <w:rPr>
+                <w:rFonts w:hint="eastAsia"/>
+                <w:lang w:eastAsia="zh-CN"/>
+              </w:rPr>
+            </w:pPr>
+            <w:r>
+              <w:rPr>
+                <w:rFonts w:hint="eastAsia"/>
+                <w:lang w:eastAsia="zh-CN"/>
+              </w:rPr>
+              <w:t>38 (77.55%)</w:t>
+            </w:r>
+          </w:p>
+        </w:tc>
+        <w:tc>
+          <w:tcPr>
+            <w:tcW w:w="2044" w:type="dxa"/>
+          </w:tcPr>
+          <w:p>
+            <w:pPr>
+              <w:rPr>
+                <w:lang w:eastAsia="zh-CN"/>
+              </w:rPr>
+            </w:pPr>
+            <w:r>
+              <w:rPr>
+                <w:rFonts w:hint="eastAsia"/>
+                <w:lang w:eastAsia="zh-CN"/>
+              </w:rPr>
+              <w:t>8</w:t>
+            </w:r>
+            <w:r>
+              <w:rPr>
+                <w:lang w:eastAsia="zh-CN"/>
+              </w:rPr>
+              <w:t xml:space="preserve"> </w:t>
+            </w:r>
+            <w:r>
+              <w:rPr>
+                <w:rFonts w:hint="eastAsia"/>
+                <w:lang w:eastAsia="zh-CN"/>
+              </w:rPr>
+              <w:t>(</w:t>
+            </w:r>
+            <w:r>
+              <w:rPr>
+                <w:rFonts w:hint="eastAsia"/>
+                <w:lang w:eastAsia="zh-CN"/>
+              </w:rPr>
+              <w:t>10</w:t>
+            </w:r>
+            <w:r>
+              <w:rPr>
+                <w:lang w:eastAsia="zh-CN"/>
+              </w:rPr>
+              <w:t>0.</w:t>
+            </w:r>
+            <w:r>
+              <w:rPr>
+                <w:rFonts w:hint="eastAsia"/>
+                <w:lang w:eastAsia="zh-CN"/>
+              </w:rPr>
+              <w:t>0</w:t>
+            </w:r>
+            <w:r>
+              <w:rPr>
+                <w:rFonts w:hint="eastAsia"/>
+                <w:lang w:eastAsia="zh-CN"/>
+              </w:rPr>
+              <w:t>%)</w:t>
+            </w:r>
+          </w:p>
+        </w:tc>
+        <w:tc>
+          <w:tcPr>
+            <w:tcW w:w="2266" w:type="dxa"/>
+          </w:tcPr>
+          <w:p>
+            <w:pPr>
+              <w:rPr>
+                <w:lang w:eastAsia="zh-CN"/>
+              </w:rPr>
+            </w:pPr>
+            <w:r>
+              <w:rPr>
+                <w:rFonts w:hint="eastAsia"/>
+                <w:lang w:eastAsia="zh-CN"/>
+              </w:rPr>
+              <w:t>30</w:t>
+            </w:r>
+            <w:r>
+              <w:rPr>
+                <w:rFonts w:hint="eastAsia"/>
+                <w:lang w:eastAsia="zh-CN"/>
+              </w:rPr>
+              <w:t xml:space="preserve"> (</w:t>
+            </w:r>
+            <w:r>
+              <w:rPr>
+                <w:rFonts w:hint="eastAsia"/>
+                <w:lang w:eastAsia="zh-CN"/>
+              </w:rPr>
+              <w:t>73.17</w:t>
+            </w:r>
+            <w:r>
+              <w:rPr>
+                <w:rFonts w:hint="eastAsia"/>
+                <w:lang w:eastAsia="zh-CN"/>
+              </w:rPr>
+              <w:t>%)</w:t>
+            </w:r>
+          </w:p>
+        </w:tc>
+        <w:tc>
+          <w:tcPr>
+            <w:tcW w:w="1133" w:type="dxa"/>
+          </w:tcPr>
+          <w:p>
+            <w:pPr>
+              <w:rPr>
+                <w:lang w:eastAsia="zh-CN"/>
+              </w:rPr>
+            </w:pPr>
+          </w:p>
+        </w:tc>
+      </w:tr>
+      <w:tr>
+        <w:tc>
+          <w:tcPr>
+            <w:tcW w:w="2026" w:type="dxa"/>
+          </w:tcPr>
+          <w:p>
+            <w:pPr>
+              <w:rPr>
+                <w:lang w:eastAsia="zh-CN"/>
+              </w:rPr>
+            </w:pPr>
+            <w:r>
+              <w:rPr>
+                <w:rFonts w:hint="eastAsia"/>
+                <w:lang w:eastAsia="zh-CN"/>
+              </w:rPr>
+              <w:t xml:space="preserve">    </w:t>
+            </w:r>
+            <w:r>
+              <w:rPr>
+                <w:rFonts w:hint="eastAsia"/>
+                <w:lang w:eastAsia="zh-CN"/>
+              </w:rPr>
+              <w:t>1</w:t>
+            </w:r>
+          </w:p>
+        </w:tc>
+        <w:tc>
+          <w:tcPr>
+            <w:tcW w:w="1881" w:type="dxa"/>
+          </w:tcPr>
+          <w:p>
+            <w:pPr>
+              <w:rPr>
+                <w:rFonts w:hint="eastAsia"/>
+                <w:lang w:eastAsia="zh-CN"/>
+              </w:rPr>
+            </w:pPr>
+            <w:r>
+              <w:rPr>
+                <w:rFonts w:hint="eastAsia"/>
+                <w:lang w:eastAsia="zh-CN"/>
+              </w:rPr>
+              <w:t>10 (20.41%)</w:t>
+            </w:r>
+          </w:p>
+        </w:tc>
+        <w:tc>
+          <w:tcPr>
+            <w:tcW w:w="2044" w:type="dxa"/>
+          </w:tcPr>
+          <w:p>
+            <w:pPr>
+              <w:rPr>
+                <w:lang w:eastAsia="zh-CN"/>
+              </w:rPr>
+            </w:pPr>
+            <w:r>
+              <w:rPr>
+                <w:rFonts w:hint="eastAsia"/>
+                <w:lang w:eastAsia="zh-CN"/>
+              </w:rPr>
+              <w:t>0 (0.0</w:t>
+            </w:r>
+            <w:r>
+              <w:rPr>
+                <w:rFonts w:hint="eastAsia"/>
+                <w:lang w:eastAsia="zh-CN"/>
+              </w:rPr>
+              <w:t>0</w:t>
+            </w:r>
+            <w:r>
+              <w:rPr>
+                <w:rFonts w:hint="eastAsia"/>
+                <w:lang w:eastAsia="zh-CN"/>
+              </w:rPr>
+              <w:t>%)</w:t>
+            </w:r>
+          </w:p>
+        </w:tc>
+        <w:tc>
+          <w:tcPr>
+            <w:tcW w:w="2266" w:type="dxa"/>
+          </w:tcPr>
+          <w:p>
+            <w:pPr>
+              <w:rPr>
+                <w:lang w:eastAsia="zh-CN"/>
+              </w:rPr>
+            </w:pPr>
+            <w:r>
+              <w:rPr>
+                <w:rFonts w:hint="eastAsia"/>
+                <w:lang w:eastAsia="zh-CN"/>
+              </w:rPr>
+              <w:t>1</w:t>
+            </w:r>
+            <w:r>
+              <w:rPr>
+                <w:rFonts w:hint="eastAsia"/>
+                <w:lang w:eastAsia="zh-CN"/>
+              </w:rPr>
+              <w:t>0</w:t>
+            </w:r>
+            <w:r>
+              <w:rPr>
+                <w:rFonts w:hint="eastAsia"/>
+                <w:lang w:eastAsia="zh-CN"/>
+              </w:rPr>
+              <w:t xml:space="preserve"> (</w:t>
+            </w:r>
+            <w:r>
+              <w:rPr>
+                <w:rFonts w:hint="eastAsia"/>
+                <w:lang w:eastAsia="zh-CN"/>
+              </w:rPr>
+              <w:t>24</w:t>
+            </w:r>
+            <w:r>
+              <w:rPr>
+                <w:rFonts w:hint="eastAsia"/>
+                <w:lang w:eastAsia="zh-CN"/>
+              </w:rPr>
+              <w:t>.</w:t>
+            </w:r>
+            <w:r>
+              <w:rPr>
+                <w:rFonts w:hint="eastAsia"/>
+                <w:lang w:eastAsia="zh-CN"/>
+              </w:rPr>
+              <w:t>39</w:t>
+            </w:r>
+            <w:r>
+              <w:rPr>
+                <w:rFonts w:hint="eastAsia"/>
+                <w:lang w:eastAsia="zh-CN"/>
+              </w:rPr>
+              <w:t>%)</w:t>
+            </w:r>
+          </w:p>
+        </w:tc>
+        <w:tc>
+          <w:tcPr>
+            <w:tcW w:w="1133" w:type="dxa"/>
+          </w:tcPr>
+          <w:p>
+            <w:pPr>
+              <w:rPr>
+                <w:lang w:eastAsia="zh-CN"/>
+              </w:rPr>
+            </w:pPr>
+          </w:p>
+        </w:tc>
+      </w:tr>
+      <w:tr>
+        <w:tc>
+          <w:tcPr>
+            <w:tcW w:w="2026" w:type="dxa"/>
+          </w:tcPr>
+          <w:p>
+            <w:pPr>
+              <w:rPr>
+                <w:rFonts w:hint="eastAsia"/>
+                <w:lang w:eastAsia="zh-CN"/>
+              </w:rPr>
+            </w:pPr>
+            <w:r>
+              <w:rPr>
+                <w:rFonts w:hint="eastAsia"/>
+                <w:lang w:eastAsia="zh-CN"/>
+              </w:rPr>
+              <w:t xml:space="preserve">    2</w:t>
+            </w:r>
+          </w:p>
+        </w:tc>
+        <w:tc>
+          <w:tcPr>
+            <w:tcW w:w="1881" w:type="dxa"/>
+          </w:tcPr>
+          <w:p>
+            <w:pPr>
+              <w:rPr>
+                <w:rFonts w:hint="eastAsia"/>
+                <w:color w:val="FF0000"/>
+                <w:lang w:eastAsia="zh-CN"/>
+              </w:rPr>
+            </w:pPr>
+            <w:r>
+              <w:rPr>
+                <w:rFonts w:hint="eastAsia"/>
+                <w:lang w:eastAsia="zh-CN"/>
+              </w:rPr>
+              <w:t>1 (2.04</w:t>
+            </w:r>
+            <w:r>
+              <w:rPr>
+                <w:rFonts w:hint="eastAsia"/>
+                <w:lang w:eastAsia="zh-CN"/>
+              </w:rPr>
+              <w:t>%</w:t>
+            </w:r>
+            <w:r>
+              <w:rPr>
+                <w:rFonts w:hint="eastAsia"/>
+                <w:lang w:eastAsia="zh-CN"/>
+              </w:rPr>
+              <w:t>)</w:t>
+            </w:r>
+          </w:p>
+        </w:tc>
+        <w:tc>
+          <w:tcPr>
+            <w:tcW w:w="2044" w:type="dxa"/>
+          </w:tcPr>
+          <w:p>
+            <w:pPr>
+              <w:rPr>
+                <w:color w:val="FF0000"/>
+                <w:lang w:eastAsia="zh-CN"/>
+              </w:rPr>
+            </w:pPr>
+            <w:r>
+              <w:rPr>
+                <w:lang w:eastAsia="zh-CN"/>
+              </w:rPr>
+              <w:t>0 (0.00%)</w:t>
+            </w:r>
+          </w:p>
+        </w:tc>
+        <w:tc>
+          <w:tcPr>
+            <w:tcW w:w="2266" w:type="dxa"/>
+          </w:tcPr>
+          <w:p>
+            <w:pPr>
+              <w:rPr>
+                <w:rFonts w:hint="eastAsia"/>
+                <w:lang w:eastAsia="zh-CN"/>
+              </w:rPr>
+            </w:pPr>
+            <w:r>
+              <w:rPr>
+                <w:rFonts w:hint="eastAsia"/>
+                <w:lang w:eastAsia="zh-CN"/>
+              </w:rPr>
+              <w:t>1 (2.44%)</w:t>
+            </w:r>
+          </w:p>
+        </w:tc>
+        <w:tc>
+          <w:tcPr>
+            <w:tcW w:w="1133" w:type="dxa"/>
+          </w:tcPr>
+          <w:p>
+            <w:pPr>
+              <w:rPr>
+                <w:lang w:eastAsia="zh-CN"/>
+              </w:rPr>
+            </w:pPr>
+          </w:p>
+        </w:tc>
+      </w:tr>
+    </w:tbl>
+    <w:p>
+      <w:pPr>
+        <w:rPr>
+          <w:rFonts w:hint="eastAsia"/>
+          <w:b/>
+          <w:bCs/>
+          <w:lang w:eastAsia="zh-CN"/>
+        </w:rPr>
+      </w:pPr>
     </w:p>
     <w:sectPr>
       <w:pgSz w:w="12240" w:h="15840"/>
@@ -80,7 +2126,7 @@
   <w:docDefaults>
     <w:rPrDefault>
       <w:rPr>
-        <w:rFonts w:asciiTheme="minorHAnsi" w:eastAsiaTheme="minorHAnsi" w:hAnsiTheme="minorHAnsi" w:cstheme="minorBidi"/>
+        <w:rFonts w:asciiTheme="minorHAnsi" w:eastAsiaTheme="minorEastAsia" w:hAnsiTheme="minorHAnsi" w:cstheme="minorBidi"/>
         <w:kern w:val="2"/>
         <w:sz w:val="22"/>
         <w:szCs w:val="22"/>
@@ -249,7 +2295,7 @@
     <w:lsdException w:name="Table Web 2" w:semiHidden="1" w:unhideWhenUsed="1"/>
     <w:lsdException w:name="Table Web 3" w:semiHidden="1" w:unhideWhenUsed="1"/>
     <w:lsdException w:name="Balloon Text" w:semiHidden="1" w:unhideWhenUsed="1"/>
-    <w:lsdException w:name="Table Grid" w:uiPriority="39"/>
+    <w:lsdException w:name="Table Grid" w:uiPriority="59"/>
     <w:lsdException w:name="Table Theme" w:semiHidden="1" w:unhideWhenUsed="1"/>
     <w:lsdException w:name="Placeholder Text" w:semiHidden="1"/>
     <w:lsdException w:name="No Spacing" w:uiPriority="1" w:qFormat="1"/>
@@ -502,6 +2548,29 @@
     <w:uiPriority w:val="99"/>
     <w:semiHidden/>
     <w:unhideWhenUsed/>
+  </w:style>
+  <w:style w:type="table" w:styleId="TableGrid">
+    <w:name w:val="Table Grid"/>
+    <w:basedOn w:val="TableNormal"/>
+    <w:uiPriority w:val="59"/>
+    <w:rsid w:val="006802AE"/>
+    <w:pPr>
+      <w:spacing w:after="0" w:line="240" w:lineRule="auto"/>
+    </w:pPr>
+    <w:rPr>
+      <w:kern w:val="0"/>
+      <w14:ligatures w14:val="none"/>
+    </w:rPr>
+    <w:tblPr>
+      <w:tblBorders>
+        <w:top w:val="single" w:sz="4" w:space="0" w:color="auto"/>
+        <w:left w:val="single" w:sz="4" w:space="0" w:color="auto"/>
+        <w:bottom w:val="single" w:sz="4" w:space="0" w:color="auto"/>
+        <w:right w:val="single" w:sz="4" w:space="0" w:color="auto"/>
+        <w:insideH w:val="single" w:sz="4" w:space="0" w:color="auto"/>
+        <w:insideV w:val="single" w:sz="4" w:space="0" w:color="auto"/>
+      </w:tblBorders>
+    </w:tblPr>
   </w:style>
 </w:styles>
 </file>

--- a/manuscript/Pragraph-methods-results.docx
+++ b/manuscript/Pragraph-methods-results.docx
@@ -50,7 +50,15 @@
         <w:t xml:space="preserve"> </w:t>
       </w:r>
       <w:r>
-        <w:t xml:space="preserve">Among the 49 patients, the adjusted incremental QALY gain for HOPD compared with ASC was small and not statistically significant (ΔQALY = 0.036; 95% CI: –0.029 to 0.101), while costs were higher but also imprecisely estimated (ΔCost = $1,439; 95% CI: –$2,938 to $5,817). The resulting ICER was $40,456 per QALY gained, with wide bootstrapped intervals (–$136,215 to $672,066). Combining the ICER with the CEAC analysis, a willingness-to-pay threshold of $40,000–$45,000 per QALY appeared to be a cutoff range at which HOPD and ASC were equally preferred. At a willingness-to-pay threshold of $100,000/QALY, the net monetary benefit favored HOPD (NMB = $2,118; 95% CI: –$5,541 to $9,777), with a 68% probability of cost-effectiveness; this probability increased to </w:t>
+        <w:t>Among the 49 patients, the adjusted incremental QALY gain for HOPD compared with ASC was small and not statistically significant (ΔQALY = 0.036; 95% CI: –0.029 to 0.101), while costs were higher but also imprecisely estimated (</w:t>
+      </w:r>
+      <w:proofErr w:type="spellStart"/>
+      <w:r>
+        <w:t>ΔCost</w:t>
+      </w:r>
+      <w:proofErr w:type="spellEnd"/>
+      <w:r>
+        <w:t xml:space="preserve"> = $1,439; 95% CI: –$2,938 to $5,817). The resulting ICER was $40,456 per QALY gained, with wide bootstrapped intervals (–$136,215 to $672,066). Combining the ICER with the CEAC analysis, a willingness-to-pay threshold of $40,000–$45,000 per QALY appeared to be a cutoff range at which HOPD and ASC were equally preferred. At a willingness-to-pay threshold of $100,000/QALY, the net monetary benefit favored HOPD (NMB = $2,118; 95% CI: –$5,541 to $9,777), with a 68% probability of cost-effectiveness; this probability increased to </w:t>
       </w:r>
       <w:r>
         <w:t xml:space="preserve">around </w:t>
